--- a/preview/docxs/40-ats-modern-safe.docx
+++ b/preview/docxs/40-ats-modern-safe.docx
@@ -508,7 +508,7 @@
         </w:rPr>
         <w:t xml:space="preserve">Demo: </w:t>
       </w:r>
-      <w:hyperlink w:history="1" r:id="rIdvbn_x5z42wf129ru72e3q">
+      <w:hyperlink w:history="1" r:id="rIdsu9vqn542c2oaf3tk1vp0">
         <w:r>
           <w:rPr>
             <w:color w:val="475569"/>
@@ -536,7 +536,7 @@
         </w:rPr>
         <w:t xml:space="preserve">Code: </w:t>
       </w:r>
-      <w:hyperlink w:history="1" r:id="rIdbx8e0pnqe8pnue8_dknch">
+      <w:hyperlink w:history="1" r:id="rIddicjpea2boedzzp14vhxw">
         <w:r>
           <w:rPr>
             <w:color w:val="475569"/>
@@ -626,7 +626,7 @@
         </w:rPr>
         <w:t xml:space="preserve">Demo: </w:t>
       </w:r>
-      <w:hyperlink w:history="1" r:id="rIdr-2rng1mrz1k9hbqhqqxf">
+      <w:hyperlink w:history="1" r:id="rIduyshme5rhfbuw0zj6qq7a">
         <w:r>
           <w:rPr>
             <w:color w:val="475569"/>
@@ -1060,7 +1060,7 @@
         </w:rPr>
         <w:t xml:space="preserve">Portfolio: </w:t>
       </w:r>
-      <w:hyperlink w:history="1" r:id="rIdckid26ygsguwyuynjvfxh">
+      <w:hyperlink w:history="1" r:id="rIdsph3grqqe2nk2jajtvpvx">
         <w:r>
           <w:rPr>
             <w:color w:val="475569"/>
